--- a/plantillas/plantilla_oficio.docx
+++ b/plantillas/plantilla_oficio.docx
@@ -96,54 +96,7 @@
                                 <w:rFonts w:ascii="Arial" w:hAnsi="Arial" w:cs="Arial"/>
                                 <w:sz w:val="16"/>
                               </w:rPr>
-                              <w:t xml:space="preserve">SIGEDO: </w:t>
-                            </w:r>
-                            <w:r>
-                              <w:rPr>
-                                <w:rFonts w:ascii="Arial" w:hAnsi="Arial" w:cs="Arial"/>
-                                <w:noProof/>
-                                <w:sz w:val="16"/>
-                              </w:rPr>
-                              <w:t>5</w:t>
-                            </w:r>
-                            <w:r>
-                              <w:rPr>
-                                <w:rFonts w:ascii="Arial" w:hAnsi="Arial" w:cs="Arial"/>
-                                <w:noProof/>
-                                <w:sz w:val="16"/>
-                              </w:rPr>
-                              <w:t>7</w:t>
-                            </w:r>
-                            <w:r>
-                              <w:rPr>
-                                <w:rFonts w:ascii="Arial" w:hAnsi="Arial" w:cs="Arial"/>
-                                <w:noProof/>
-                                <w:sz w:val="16"/>
-                              </w:rPr>
-                              <w:t>8</w:t>
-                            </w:r>
-                            <w:r>
-                              <w:rPr>
-                                <w:rFonts w:ascii="Arial" w:hAnsi="Arial" w:cs="Arial"/>
-                                <w:noProof/>
-                                <w:sz w:val="16"/>
-                              </w:rPr>
-                              <w:t>9</w:t>
-                            </w:r>
-                            <w:r>
-                              <w:rPr>
-                                <w:rFonts w:ascii="Arial" w:hAnsi="Arial" w:cs="Arial"/>
-                                <w:noProof/>
-                                <w:sz w:val="16"/>
-                              </w:rPr>
-                              <w:t>7</w:t>
-                            </w:r>
-                            <w:r>
-                              <w:rPr>
-                                <w:rFonts w:ascii="Arial" w:hAnsi="Arial" w:cs="Arial"/>
-                                <w:sz w:val="16"/>
-                              </w:rPr>
-                              <w:t>-2026</w:t>
+                              <w:t>SIGEDO: 57897-2026</w:t>
                             </w:r>
                           </w:p>
                         </w:txbxContent>
@@ -187,54 +140,7 @@
                           <w:rFonts w:ascii="Arial" w:hAnsi="Arial" w:cs="Arial"/>
                           <w:sz w:val="16"/>
                         </w:rPr>
-                        <w:t xml:space="preserve">SIGEDO: </w:t>
-                      </w:r>
-                      <w:r>
-                        <w:rPr>
-                          <w:rFonts w:ascii="Arial" w:hAnsi="Arial" w:cs="Arial"/>
-                          <w:noProof/>
-                          <w:sz w:val="16"/>
-                        </w:rPr>
-                        <w:t>5</w:t>
-                      </w:r>
-                      <w:r>
-                        <w:rPr>
-                          <w:rFonts w:ascii="Arial" w:hAnsi="Arial" w:cs="Arial"/>
-                          <w:noProof/>
-                          <w:sz w:val="16"/>
-                        </w:rPr>
-                        <w:t>7</w:t>
-                      </w:r>
-                      <w:r>
-                        <w:rPr>
-                          <w:rFonts w:ascii="Arial" w:hAnsi="Arial" w:cs="Arial"/>
-                          <w:noProof/>
-                          <w:sz w:val="16"/>
-                        </w:rPr>
-                        <w:t>8</w:t>
-                      </w:r>
-                      <w:r>
-                        <w:rPr>
-                          <w:rFonts w:ascii="Arial" w:hAnsi="Arial" w:cs="Arial"/>
-                          <w:noProof/>
-                          <w:sz w:val="16"/>
-                        </w:rPr>
-                        <w:t>9</w:t>
-                      </w:r>
-                      <w:r>
-                        <w:rPr>
-                          <w:rFonts w:ascii="Arial" w:hAnsi="Arial" w:cs="Arial"/>
-                          <w:noProof/>
-                          <w:sz w:val="16"/>
-                        </w:rPr>
-                        <w:t>7</w:t>
-                      </w:r>
-                      <w:r>
-                        <w:rPr>
-                          <w:rFonts w:ascii="Arial" w:hAnsi="Arial" w:cs="Arial"/>
-                          <w:sz w:val="16"/>
-                        </w:rPr>
-                        <w:t>-2026</w:t>
+                        <w:t>SIGEDO: 57897-2026</w:t>
                       </w:r>
                     </w:p>
                   </w:txbxContent>

--- a/plantillas/plantilla_oficio.docx
+++ b/plantillas/plantilla_oficio.docx
@@ -1,6 +1,6 @@
 
 <file path=word/document.xml><?xml version="1.0" encoding="utf-8"?>
-<w:document xmlns:wpc="http://schemas.microsoft.com/office/word/2010/wordprocessingCanvas" xmlns:cx="http://schemas.microsoft.com/office/drawing/2014/chartex" xmlns:cx1="http://schemas.microsoft.com/office/drawing/2015/9/8/chartex" xmlns:cx2="http://schemas.microsoft.com/office/drawing/2015/10/21/chartex" xmlns:cx3="http://schemas.microsoft.com/office/drawing/2016/5/9/chartex" xmlns:cx4="http://schemas.microsoft.com/office/drawing/2016/5/10/chartex" xmlns:cx5="http://schemas.microsoft.com/office/drawing/2016/5/11/chartex" xmlns:cx6="http://schemas.microsoft.com/office/drawing/2016/5/12/chartex" xmlns:cx7="http://schemas.microsoft.com/office/drawing/2016/5/13/chartex" xmlns:cx8="http://schemas.microsoft.com/office/drawing/2016/5/14/chartex" xmlns:mc="http://schemas.openxmlformats.org/markup-compatibility/2006" xmlns:aink="http://schemas.microsoft.com/office/drawing/2016/ink" xmlns:am3d="http://schemas.microsoft.com/office/drawing/2017/model3d" xmlns:o="urn:schemas-microsoft-com:office:office" xmlns:oel="http://schemas.microsoft.com/office/2019/extlst" xmlns:r="http://schemas.openxmlformats.org/officeDocument/2006/relationships" xmlns:m="http://schemas.openxmlformats.org/officeDocument/2006/math" xmlns:v="urn:schemas-microsoft-com:vml" xmlns:wp14="http://schemas.microsoft.com/office/word/2010/wordprocessingDrawing" xmlns:wp="http://schemas.openxmlformats.org/drawingml/2006/wordprocessingDrawing" xmlns:w10="urn:schemas-microsoft-com:office:word" xmlns:w="http://schemas.openxmlformats.org/wordprocessingml/2006/main" xmlns:w14="http://schemas.microsoft.com/office/word/2010/wordml" xmlns:w15="http://schemas.microsoft.com/office/word/2012/wordml" xmlns:w16cex="http://schemas.microsoft.com/office/word/2018/wordml/cex" xmlns:w16cid="http://schemas.microsoft.com/office/word/2016/wordml/cid" xmlns:w16="http://schemas.microsoft.com/office/word/2018/wordml" xmlns:w16du="http://schemas.microsoft.com/office/word/2023/wordml/word16du" xmlns:w16sdtdh="http://schemas.microsoft.com/office/word/2020/wordml/sdtdatahash" xmlns:w16sdtfl="http://schemas.microsoft.com/office/word/2024/wordml/sdtformatlock" xmlns:w16se="http://schemas.microsoft.com/office/word/2015/wordml/symex" xmlns:wpg="http://schemas.microsoft.com/office/word/2010/wordprocessingGroup" xmlns:wpi="http://schemas.microsoft.com/office/word/2010/wordprocessingInk" xmlns:wne="http://schemas.microsoft.com/office/word/2006/wordml" xmlns:wps="http://schemas.microsoft.com/office/word/2010/wordprocessingShape" mc:Ignorable="w14 w15 w16se w16cid w16 w16cex w16sdtdh w16sdtfl w16du wp14">
+<w:document xmlns:wpc="http://schemas.microsoft.com/office/word/2010/wordprocessingCanvas" xmlns:cx="http://schemas.microsoft.com/office/drawing/2014/chartex" xmlns:mc="http://schemas.openxmlformats.org/markup-compatibility/2006" xmlns:o="urn:schemas-microsoft-com:office:office" xmlns:r="http://schemas.openxmlformats.org/officeDocument/2006/relationships" xmlns:m="http://schemas.openxmlformats.org/officeDocument/2006/math" xmlns:v="urn:schemas-microsoft-com:vml" xmlns:wp14="http://schemas.microsoft.com/office/word/2010/wordprocessingDrawing" xmlns:wp="http://schemas.openxmlformats.org/drawingml/2006/wordprocessingDrawing" xmlns:w10="urn:schemas-microsoft-com:office:word" xmlns:w="http://schemas.openxmlformats.org/wordprocessingml/2006/main" xmlns:w14="http://schemas.microsoft.com/office/word/2010/wordml" xmlns:w15="http://schemas.microsoft.com/office/word/2012/wordml" xmlns:w16se="http://schemas.microsoft.com/office/word/2015/wordml/symex" xmlns:wpg="http://schemas.microsoft.com/office/word/2010/wordprocessingGroup" xmlns:wpi="http://schemas.microsoft.com/office/word/2010/wordprocessingInk" xmlns:wne="http://schemas.microsoft.com/office/word/2006/wordml" xmlns:wps="http://schemas.microsoft.com/office/word/2010/wordprocessingShape" mc:Ignorable="w14 w15 w16se wp14">
   <w:body>
     <w:p>
       <w:pPr>
@@ -119,7 +119,7 @@
               </wp:anchor>
             </w:drawing>
           </mc:Choice>
-          <mc:Fallback>
+          <mc:Fallback xmlns:w16sdtfl="http://schemas.microsoft.com/office/word/2024/wordml/sdtformatlock" xmlns:w16sdtdh="http://schemas.microsoft.com/office/word/2020/wordml/sdtdatahash" xmlns:w16du="http://schemas.microsoft.com/office/word/2023/wordml/word16du" xmlns:w16="http://schemas.microsoft.com/office/word/2018/wordml" xmlns:w16cid="http://schemas.microsoft.com/office/word/2016/wordml/cid" xmlns:w16cex="http://schemas.microsoft.com/office/word/2018/wordml/cex" xmlns:oel="http://schemas.microsoft.com/office/2019/extlst" xmlns:am3d="http://schemas.microsoft.com/office/drawing/2017/model3d" xmlns:aink="http://schemas.microsoft.com/office/drawing/2016/ink" xmlns:cx8="http://schemas.microsoft.com/office/drawing/2016/5/14/chartex" xmlns:cx7="http://schemas.microsoft.com/office/drawing/2016/5/13/chartex" xmlns:cx6="http://schemas.microsoft.com/office/drawing/2016/5/12/chartex" xmlns:cx5="http://schemas.microsoft.com/office/drawing/2016/5/11/chartex" xmlns:cx4="http://schemas.microsoft.com/office/drawing/2016/5/10/chartex" xmlns:cx3="http://schemas.microsoft.com/office/drawing/2016/5/9/chartex" xmlns:cx2="http://schemas.microsoft.com/office/drawing/2015/10/21/chartex" xmlns:cx1="http://schemas.microsoft.com/office/drawing/2015/9/8/chartex">
             <w:pict>
               <v:shapetype w14:anchorId="588A0186" id="_x0000_t202" coordsize="21600,21600" o:spt="202" path="m,l,21600r21600,l21600,xe">
                 <v:stroke joinstyle="miter"/>
@@ -1137,6 +1137,88 @@
       </w:pPr>
     </w:p>
     <w:p/>
+    <w:p/>
+    <w:p/>
+    <w:p/>
+    <w:p/>
+    <w:p/>
+    <w:p/>
+    <w:p/>
+    <w:p/>
+    <w:p/>
+    <w:p>
+      <w:bookmarkStart w:id="0" w:name="_GoBack"/>
+      <w:bookmarkEnd w:id="0"/>
+    </w:p>
+    <w:p/>
+    <w:p/>
+    <w:p/>
+    <w:p/>
+    <w:p/>
+    <w:p/>
+    <w:p>
+      <w:pPr>
+        <w:rPr>
+          <w:rFonts w:ascii="Arial" w:hAnsi="Arial" w:cs="Arial"/>
+          <w:sz w:val="20"/>
+          <w:szCs w:val="20"/>
+        </w:rPr>
+      </w:pPr>
+      <w:r>
+        <w:rPr>
+          <w:rFonts w:ascii="Arial" w:hAnsi="Arial" w:cs="Arial"/>
+          <w:sz w:val="20"/>
+          <w:szCs w:val="20"/>
+        </w:rPr>
+        <w:t>FMPL/</w:t>
+      </w:r>
+      <w:proofErr w:type="spellStart"/>
+      <w:r>
+        <w:rPr>
+          <w:rFonts w:ascii="Arial" w:hAnsi="Arial" w:cs="Arial"/>
+          <w:sz w:val="20"/>
+          <w:szCs w:val="20"/>
+        </w:rPr>
+        <w:t>asv</w:t>
+      </w:r>
+      <w:proofErr w:type="spellEnd"/>
+      <w:r>
+        <w:rPr>
+          <w:rFonts w:ascii="Arial" w:hAnsi="Arial" w:cs="Arial"/>
+          <w:sz w:val="20"/>
+          <w:szCs w:val="20"/>
+        </w:rPr>
+        <w:t>/</w:t>
+      </w:r>
+      <w:proofErr w:type="spellStart"/>
+      <w:r>
+        <w:rPr>
+          <w:rFonts w:ascii="Arial" w:hAnsi="Arial" w:cs="Arial"/>
+          <w:sz w:val="20"/>
+          <w:szCs w:val="20"/>
+        </w:rPr>
+        <w:t>jobs</w:t>
+      </w:r>
+      <w:proofErr w:type="spellEnd"/>
+      <w:r>
+        <w:rPr>
+          <w:rFonts w:ascii="Arial" w:hAnsi="Arial" w:cs="Arial"/>
+          <w:sz w:val="20"/>
+          <w:szCs w:val="20"/>
+        </w:rPr>
+        <w:t>/</w:t>
+      </w:r>
+      <w:proofErr w:type="spellStart"/>
+      <w:r>
+        <w:rPr>
+          <w:rFonts w:ascii="Arial" w:hAnsi="Arial" w:cs="Arial"/>
+          <w:sz w:val="20"/>
+          <w:szCs w:val="20"/>
+        </w:rPr>
+        <w:t>jgds</w:t>
+      </w:r>
+      <w:proofErr w:type="spellEnd"/>
+    </w:p>
     <w:sectPr>
       <w:headerReference w:type="default" r:id="rId10"/>
       <w:footerReference w:type="default" r:id="rId11"/>
@@ -1151,7 +1233,7 @@
 </file>
 
 <file path=word/endnotes.xml><?xml version="1.0" encoding="utf-8"?>
-<w:endnotes xmlns:wpc="http://schemas.microsoft.com/office/word/2010/wordprocessingCanvas" xmlns:cx="http://schemas.microsoft.com/office/drawing/2014/chartex" xmlns:cx1="http://schemas.microsoft.com/office/drawing/2015/9/8/chartex" xmlns:cx2="http://schemas.microsoft.com/office/drawing/2015/10/21/chartex" xmlns:cx3="http://schemas.microsoft.com/office/drawing/2016/5/9/chartex" xmlns:cx4="http://schemas.microsoft.com/office/drawing/2016/5/10/chartex" xmlns:cx5="http://schemas.microsoft.com/office/drawing/2016/5/11/chartex" xmlns:cx6="http://schemas.microsoft.com/office/drawing/2016/5/12/chartex" xmlns:cx7="http://schemas.microsoft.com/office/drawing/2016/5/13/chartex" xmlns:cx8="http://schemas.microsoft.com/office/drawing/2016/5/14/chartex" xmlns:mc="http://schemas.openxmlformats.org/markup-compatibility/2006" xmlns:aink="http://schemas.microsoft.com/office/drawing/2016/ink" xmlns:am3d="http://schemas.microsoft.com/office/drawing/2017/model3d" xmlns:o="urn:schemas-microsoft-com:office:office" xmlns:oel="http://schemas.microsoft.com/office/2019/extlst" xmlns:r="http://schemas.openxmlformats.org/officeDocument/2006/relationships" xmlns:m="http://schemas.openxmlformats.org/officeDocument/2006/math" xmlns:v="urn:schemas-microsoft-com:vml" xmlns:wp14="http://schemas.microsoft.com/office/word/2010/wordprocessingDrawing" xmlns:wp="http://schemas.openxmlformats.org/drawingml/2006/wordprocessingDrawing" xmlns:w10="urn:schemas-microsoft-com:office:word" xmlns:w="http://schemas.openxmlformats.org/wordprocessingml/2006/main" xmlns:w14="http://schemas.microsoft.com/office/word/2010/wordml" xmlns:w15="http://schemas.microsoft.com/office/word/2012/wordml" xmlns:w16cex="http://schemas.microsoft.com/office/word/2018/wordml/cex" xmlns:w16cid="http://schemas.microsoft.com/office/word/2016/wordml/cid" xmlns:w16="http://schemas.microsoft.com/office/word/2018/wordml" xmlns:w16du="http://schemas.microsoft.com/office/word/2023/wordml/word16du" xmlns:w16sdtdh="http://schemas.microsoft.com/office/word/2020/wordml/sdtdatahash" xmlns:w16sdtfl="http://schemas.microsoft.com/office/word/2024/wordml/sdtformatlock" xmlns:w16se="http://schemas.microsoft.com/office/word/2015/wordml/symex" xmlns:wpg="http://schemas.microsoft.com/office/word/2010/wordprocessingGroup" xmlns:wpi="http://schemas.microsoft.com/office/word/2010/wordprocessingInk" xmlns:wne="http://schemas.microsoft.com/office/word/2006/wordml" xmlns:wps="http://schemas.microsoft.com/office/word/2010/wordprocessingShape" mc:Ignorable="w14 w15 w16se w16cid w16 w16cex w16sdtdh w16sdtfl w16du wp14">
+<w:endnotes xmlns:wpc="http://schemas.microsoft.com/office/word/2010/wordprocessingCanvas" xmlns:cx="http://schemas.microsoft.com/office/drawing/2014/chartex" xmlns:mc="http://schemas.openxmlformats.org/markup-compatibility/2006" xmlns:o="urn:schemas-microsoft-com:office:office" xmlns:r="http://schemas.openxmlformats.org/officeDocument/2006/relationships" xmlns:m="http://schemas.openxmlformats.org/officeDocument/2006/math" xmlns:v="urn:schemas-microsoft-com:vml" xmlns:wp14="http://schemas.microsoft.com/office/word/2010/wordprocessingDrawing" xmlns:wp="http://schemas.openxmlformats.org/drawingml/2006/wordprocessingDrawing" xmlns:w10="urn:schemas-microsoft-com:office:word" xmlns:w="http://schemas.openxmlformats.org/wordprocessingml/2006/main" xmlns:w14="http://schemas.microsoft.com/office/word/2010/wordml" xmlns:w15="http://schemas.microsoft.com/office/word/2012/wordml" xmlns:w16se="http://schemas.microsoft.com/office/word/2015/wordml/symex" xmlns:wpg="http://schemas.microsoft.com/office/word/2010/wordprocessingGroup" xmlns:wpi="http://schemas.microsoft.com/office/word/2010/wordprocessingInk" xmlns:wne="http://schemas.microsoft.com/office/word/2006/wordml" xmlns:wps="http://schemas.microsoft.com/office/word/2010/wordprocessingShape" mc:Ignorable="w14 w15 w16se wp14">
   <w:endnote w:type="separator" w:id="-1">
     <w:p>
       <w:r>
@@ -1170,7 +1252,7 @@
 </file>
 
 <file path=word/footer1.xml><?xml version="1.0" encoding="utf-8"?>
-<w:ftr xmlns:wpc="http://schemas.microsoft.com/office/word/2010/wordprocessingCanvas" xmlns:cx="http://schemas.microsoft.com/office/drawing/2014/chartex" xmlns:cx1="http://schemas.microsoft.com/office/drawing/2015/9/8/chartex" xmlns:cx2="http://schemas.microsoft.com/office/drawing/2015/10/21/chartex" xmlns:cx3="http://schemas.microsoft.com/office/drawing/2016/5/9/chartex" xmlns:cx4="http://schemas.microsoft.com/office/drawing/2016/5/10/chartex" xmlns:cx5="http://schemas.microsoft.com/office/drawing/2016/5/11/chartex" xmlns:cx6="http://schemas.microsoft.com/office/drawing/2016/5/12/chartex" xmlns:cx7="http://schemas.microsoft.com/office/drawing/2016/5/13/chartex" xmlns:cx8="http://schemas.microsoft.com/office/drawing/2016/5/14/chartex" xmlns:mc="http://schemas.openxmlformats.org/markup-compatibility/2006" xmlns:aink="http://schemas.microsoft.com/office/drawing/2016/ink" xmlns:am3d="http://schemas.microsoft.com/office/drawing/2017/model3d" xmlns:o="urn:schemas-microsoft-com:office:office" xmlns:oel="http://schemas.microsoft.com/office/2019/extlst" xmlns:r="http://schemas.openxmlformats.org/officeDocument/2006/relationships" xmlns:m="http://schemas.openxmlformats.org/officeDocument/2006/math" xmlns:v="urn:schemas-microsoft-com:vml" xmlns:wp14="http://schemas.microsoft.com/office/word/2010/wordprocessingDrawing" xmlns:wp="http://schemas.openxmlformats.org/drawingml/2006/wordprocessingDrawing" xmlns:w10="urn:schemas-microsoft-com:office:word" xmlns:w="http://schemas.openxmlformats.org/wordprocessingml/2006/main" xmlns:w14="http://schemas.microsoft.com/office/word/2010/wordml" xmlns:w15="http://schemas.microsoft.com/office/word/2012/wordml" xmlns:w16cex="http://schemas.microsoft.com/office/word/2018/wordml/cex" xmlns:w16cid="http://schemas.microsoft.com/office/word/2016/wordml/cid" xmlns:w16="http://schemas.microsoft.com/office/word/2018/wordml" xmlns:w16du="http://schemas.microsoft.com/office/word/2023/wordml/word16du" xmlns:w16sdtdh="http://schemas.microsoft.com/office/word/2020/wordml/sdtdatahash" xmlns:w16sdtfl="http://schemas.microsoft.com/office/word/2024/wordml/sdtformatlock" xmlns:w16se="http://schemas.microsoft.com/office/word/2015/wordml/symex" xmlns:wpg="http://schemas.microsoft.com/office/word/2010/wordprocessingGroup" xmlns:wpi="http://schemas.microsoft.com/office/word/2010/wordprocessingInk" xmlns:wne="http://schemas.microsoft.com/office/word/2006/wordml" xmlns:wps="http://schemas.microsoft.com/office/word/2010/wordprocessingShape" mc:Ignorable="w14 w15 w16se w16cid w16 w16cex w16sdtdh w16sdtfl w16du wp14">
+<w:ftr xmlns:wpc="http://schemas.microsoft.com/office/word/2010/wordprocessingCanvas" xmlns:cx="http://schemas.microsoft.com/office/drawing/2014/chartex" xmlns:mc="http://schemas.openxmlformats.org/markup-compatibility/2006" xmlns:o="urn:schemas-microsoft-com:office:office" xmlns:r="http://schemas.openxmlformats.org/officeDocument/2006/relationships" xmlns:m="http://schemas.openxmlformats.org/officeDocument/2006/math" xmlns:v="urn:schemas-microsoft-com:vml" xmlns:wp14="http://schemas.microsoft.com/office/word/2010/wordprocessingDrawing" xmlns:wp="http://schemas.openxmlformats.org/drawingml/2006/wordprocessingDrawing" xmlns:w10="urn:schemas-microsoft-com:office:word" xmlns:w="http://schemas.openxmlformats.org/wordprocessingml/2006/main" xmlns:w14="http://schemas.microsoft.com/office/word/2010/wordml" xmlns:w15="http://schemas.microsoft.com/office/word/2012/wordml" xmlns:w16se="http://schemas.microsoft.com/office/word/2015/wordml/symex" xmlns:wpg="http://schemas.microsoft.com/office/word/2010/wordprocessingGroup" xmlns:wpi="http://schemas.microsoft.com/office/word/2010/wordprocessingInk" xmlns:wne="http://schemas.microsoft.com/office/word/2006/wordml" xmlns:wps="http://schemas.microsoft.com/office/word/2010/wordprocessingShape" mc:Ignorable="w14 w15 w16se wp14">
   <w:p>
     <w:pPr>
       <w:ind w:left="4248" w:right="261"/>
@@ -1186,7 +1268,7 @@
         <w:lang w:val="es-PE" w:eastAsia="es-PE"/>
       </w:rPr>
       <w:drawing>
-        <wp:anchor distT="0" distB="0" distL="114300" distR="114300" simplePos="0" relativeHeight="251666432" behindDoc="1" locked="0" layoutInCell="1" allowOverlap="1" wp14:anchorId="18C8DFA9" wp14:editId="6D39121C">
+        <wp:anchor distT="0" distB="0" distL="114300" distR="114300" simplePos="0" relativeHeight="251666432" behindDoc="1" locked="0" layoutInCell="1" allowOverlap="1" wp14:anchorId="18C8DFA9" wp14:editId="5F809CA4">
           <wp:simplePos x="0" y="0"/>
           <wp:positionH relativeFrom="column">
             <wp:posOffset>-566420</wp:posOffset>
@@ -1266,6 +1348,67 @@
         <w:szCs w:val="26"/>
       </w:rPr>
     </w:pPr>
+    <w:r>
+      <w:rPr>
+        <w:noProof/>
+        <w:lang w:eastAsia="es-PE"/>
+      </w:rPr>
+      <w:drawing>
+        <wp:anchor distT="0" distB="0" distL="114300" distR="114300" simplePos="0" relativeHeight="251669504" behindDoc="0" locked="0" layoutInCell="1" allowOverlap="1" wp14:anchorId="21E4A4BC" wp14:editId="541A9316">
+          <wp:simplePos x="0" y="0"/>
+          <wp:positionH relativeFrom="column">
+            <wp:posOffset>4114800</wp:posOffset>
+          </wp:positionH>
+          <wp:positionV relativeFrom="paragraph">
+            <wp:posOffset>8890</wp:posOffset>
+          </wp:positionV>
+          <wp:extent cx="1704975" cy="476885"/>
+          <wp:effectExtent l="0" t="0" r="9525" b="0"/>
+          <wp:wrapSquare wrapText="bothSides"/>
+          <wp:docPr id="13" name="Imagen 13"/>
+          <wp:cNvGraphicFramePr>
+            <a:graphicFrameLocks xmlns:a="http://schemas.openxmlformats.org/drawingml/2006/main" noChangeAspect="1"/>
+          </wp:cNvGraphicFramePr>
+          <a:graphic xmlns:a="http://schemas.openxmlformats.org/drawingml/2006/main">
+            <a:graphicData uri="http://schemas.openxmlformats.org/drawingml/2006/picture">
+              <pic:pic xmlns:pic="http://schemas.openxmlformats.org/drawingml/2006/picture">
+                <pic:nvPicPr>
+                  <pic:cNvPr id="1" name="peru-responde-logo.png"/>
+                  <pic:cNvPicPr/>
+                </pic:nvPicPr>
+                <pic:blipFill>
+                  <a:blip r:embed="rId2">
+                    <a:extLst>
+                      <a:ext uri="{28A0092B-C50C-407E-A947-70E740481C1C}">
+                        <a14:useLocalDpi xmlns:a14="http://schemas.microsoft.com/office/drawing/2010/main" val="0"/>
+                      </a:ext>
+                    </a:extLst>
+                  </a:blip>
+                  <a:stretch>
+                    <a:fillRect/>
+                  </a:stretch>
+                </pic:blipFill>
+                <pic:spPr>
+                  <a:xfrm>
+                    <a:off x="0" y="0"/>
+                    <a:ext cx="1704975" cy="476885"/>
+                  </a:xfrm>
+                  <a:prstGeom prst="rect">
+                    <a:avLst/>
+                  </a:prstGeom>
+                </pic:spPr>
+              </pic:pic>
+            </a:graphicData>
+          </a:graphic>
+          <wp14:sizeRelH relativeFrom="page">
+            <wp14:pctWidth>0</wp14:pctWidth>
+          </wp14:sizeRelH>
+          <wp14:sizeRelV relativeFrom="page">
+            <wp14:pctHeight>0</wp14:pctHeight>
+          </wp14:sizeRelV>
+        </wp:anchor>
+      </w:drawing>
+    </w:r>
     <w:r>
       <w:rPr>
         <w:noProof/>
@@ -1451,7 +1594,7 @@
             </wp:anchor>
           </w:drawing>
         </mc:Choice>
-        <mc:Fallback>
+        <mc:Fallback xmlns:w16sdtfl="http://schemas.microsoft.com/office/word/2024/wordml/sdtformatlock" xmlns:w16sdtdh="http://schemas.microsoft.com/office/word/2020/wordml/sdtdatahash" xmlns:w16du="http://schemas.microsoft.com/office/word/2023/wordml/word16du" xmlns:w16="http://schemas.microsoft.com/office/word/2018/wordml" xmlns:w16cid="http://schemas.microsoft.com/office/word/2016/wordml/cid" xmlns:w16cex="http://schemas.microsoft.com/office/word/2018/wordml/cex" xmlns:oel="http://schemas.microsoft.com/office/2019/extlst" xmlns:am3d="http://schemas.microsoft.com/office/drawing/2017/model3d" xmlns:aink="http://schemas.microsoft.com/office/drawing/2016/ink" xmlns:cx8="http://schemas.microsoft.com/office/drawing/2016/5/14/chartex" xmlns:cx7="http://schemas.microsoft.com/office/drawing/2016/5/13/chartex" xmlns:cx6="http://schemas.microsoft.com/office/drawing/2016/5/12/chartex" xmlns:cx5="http://schemas.microsoft.com/office/drawing/2016/5/11/chartex" xmlns:cx4="http://schemas.microsoft.com/office/drawing/2016/5/10/chartex" xmlns:cx3="http://schemas.microsoft.com/office/drawing/2016/5/9/chartex" xmlns:cx2="http://schemas.microsoft.com/office/drawing/2015/10/21/chartex" xmlns:cx1="http://schemas.microsoft.com/office/drawing/2015/9/8/chartex">
           <w:pict>
             <v:shapetype w14:anchorId="4178B375" id="_x0000_t202" coordsize="21600,21600" o:spt="202" path="m,l,21600r21600,l21600,xe">
               <v:stroke joinstyle="miter"/>
@@ -1743,7 +1886,7 @@
             </wp:anchor>
           </w:drawing>
         </mc:Choice>
-        <mc:Fallback>
+        <mc:Fallback xmlns:w16sdtfl="http://schemas.microsoft.com/office/word/2024/wordml/sdtformatlock" xmlns:w16sdtdh="http://schemas.microsoft.com/office/word/2020/wordml/sdtdatahash" xmlns:w16du="http://schemas.microsoft.com/office/word/2023/wordml/word16du" xmlns:w16="http://schemas.microsoft.com/office/word/2018/wordml" xmlns:w16cid="http://schemas.microsoft.com/office/word/2016/wordml/cid" xmlns:w16cex="http://schemas.microsoft.com/office/word/2018/wordml/cex" xmlns:oel="http://schemas.microsoft.com/office/2019/extlst" xmlns:am3d="http://schemas.microsoft.com/office/drawing/2017/model3d" xmlns:aink="http://schemas.microsoft.com/office/drawing/2016/ink" xmlns:cx8="http://schemas.microsoft.com/office/drawing/2016/5/14/chartex" xmlns:cx7="http://schemas.microsoft.com/office/drawing/2016/5/13/chartex" xmlns:cx6="http://schemas.microsoft.com/office/drawing/2016/5/12/chartex" xmlns:cx5="http://schemas.microsoft.com/office/drawing/2016/5/11/chartex" xmlns:cx4="http://schemas.microsoft.com/office/drawing/2016/5/10/chartex" xmlns:cx3="http://schemas.microsoft.com/office/drawing/2016/5/9/chartex" xmlns:cx2="http://schemas.microsoft.com/office/drawing/2015/10/21/chartex" xmlns:cx1="http://schemas.microsoft.com/office/drawing/2015/9/8/chartex">
           <w:pict>
             <v:group w14:anchorId="09981B43" id="Grupo 7" o:spid="_x0000_s1028" style="position:absolute;margin-left:329.9pt;margin-top:771pt;width:84.8pt;height:34.9pt;z-index:251665408" coordorigin="6598,15420" coordsize="1696,698" o:gfxdata="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">
               <v:shape id="Text Box 2" o:spid="_x0000_s1029" type="#_x0000_t202" style="position:absolute;left:6598;top:15542;width:1696;height:336;visibility:visible;mso-wrap-style:none;v-text-anchor:top" o:gfxdata="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" stroked="f">
@@ -1797,7 +1940,7 @@
 </file>
 
 <file path=word/footer2.xml><?xml version="1.0" encoding="utf-8"?>
-<w:ftr xmlns:wpc="http://schemas.microsoft.com/office/word/2010/wordprocessingCanvas" xmlns:cx="http://schemas.microsoft.com/office/drawing/2014/chartex" xmlns:cx1="http://schemas.microsoft.com/office/drawing/2015/9/8/chartex" xmlns:cx2="http://schemas.microsoft.com/office/drawing/2015/10/21/chartex" xmlns:cx3="http://schemas.microsoft.com/office/drawing/2016/5/9/chartex" xmlns:cx4="http://schemas.microsoft.com/office/drawing/2016/5/10/chartex" xmlns:cx5="http://schemas.microsoft.com/office/drawing/2016/5/11/chartex" xmlns:cx6="http://schemas.microsoft.com/office/drawing/2016/5/12/chartex" xmlns:cx7="http://schemas.microsoft.com/office/drawing/2016/5/13/chartex" xmlns:cx8="http://schemas.microsoft.com/office/drawing/2016/5/14/chartex" xmlns:mc="http://schemas.openxmlformats.org/markup-compatibility/2006" xmlns:aink="http://schemas.microsoft.com/office/drawing/2016/ink" xmlns:am3d="http://schemas.microsoft.com/office/drawing/2017/model3d" xmlns:o="urn:schemas-microsoft-com:office:office" xmlns:oel="http://schemas.microsoft.com/office/2019/extlst" xmlns:r="http://schemas.openxmlformats.org/officeDocument/2006/relationships" xmlns:m="http://schemas.openxmlformats.org/officeDocument/2006/math" xmlns:v="urn:schemas-microsoft-com:vml" xmlns:wp14="http://schemas.microsoft.com/office/word/2010/wordprocessingDrawing" xmlns:wp="http://schemas.openxmlformats.org/drawingml/2006/wordprocessingDrawing" xmlns:w10="urn:schemas-microsoft-com:office:word" xmlns:w="http://schemas.openxmlformats.org/wordprocessingml/2006/main" xmlns:w14="http://schemas.microsoft.com/office/word/2010/wordml" xmlns:w15="http://schemas.microsoft.com/office/word/2012/wordml" xmlns:w16cex="http://schemas.microsoft.com/office/word/2018/wordml/cex" xmlns:w16cid="http://schemas.microsoft.com/office/word/2016/wordml/cid" xmlns:w16="http://schemas.microsoft.com/office/word/2018/wordml" xmlns:w16du="http://schemas.microsoft.com/office/word/2023/wordml/word16du" xmlns:w16sdtdh="http://schemas.microsoft.com/office/word/2020/wordml/sdtdatahash" xmlns:w16sdtfl="http://schemas.microsoft.com/office/word/2024/wordml/sdtformatlock" xmlns:w16se="http://schemas.microsoft.com/office/word/2015/wordml/symex" xmlns:wpg="http://schemas.microsoft.com/office/word/2010/wordprocessingGroup" xmlns:wpi="http://schemas.microsoft.com/office/word/2010/wordprocessingInk" xmlns:wne="http://schemas.microsoft.com/office/word/2006/wordml" xmlns:wps="http://schemas.microsoft.com/office/word/2010/wordprocessingShape" mc:Ignorable="w14 w15 w16se w16cid w16 w16cex w16sdtdh w16sdtfl w16du wp14">
+<w:ftr xmlns:wpc="http://schemas.microsoft.com/office/word/2010/wordprocessingCanvas" xmlns:cx="http://schemas.microsoft.com/office/drawing/2014/chartex" xmlns:mc="http://schemas.openxmlformats.org/markup-compatibility/2006" xmlns:o="urn:schemas-microsoft-com:office:office" xmlns:r="http://schemas.openxmlformats.org/officeDocument/2006/relationships" xmlns:m="http://schemas.openxmlformats.org/officeDocument/2006/math" xmlns:v="urn:schemas-microsoft-com:vml" xmlns:wp14="http://schemas.microsoft.com/office/word/2010/wordprocessingDrawing" xmlns:wp="http://schemas.openxmlformats.org/drawingml/2006/wordprocessingDrawing" xmlns:w10="urn:schemas-microsoft-com:office:word" xmlns:w="http://schemas.openxmlformats.org/wordprocessingml/2006/main" xmlns:w14="http://schemas.microsoft.com/office/word/2010/wordml" xmlns:w15="http://schemas.microsoft.com/office/word/2012/wordml" xmlns:w16se="http://schemas.microsoft.com/office/word/2015/wordml/symex" xmlns:wpg="http://schemas.microsoft.com/office/word/2010/wordprocessingGroup" xmlns:wpi="http://schemas.microsoft.com/office/word/2010/wordprocessingInk" xmlns:wne="http://schemas.microsoft.com/office/word/2006/wordml" xmlns:wps="http://schemas.microsoft.com/office/word/2010/wordprocessingShape" mc:Ignorable="w14 w15 w16se wp14">
   <w:p>
     <w:pPr>
       <w:ind w:left="4248" w:right="261"/>
@@ -2078,7 +2221,7 @@
             </wp:anchor>
           </w:drawing>
         </mc:Choice>
-        <mc:Fallback>
+        <mc:Fallback xmlns:w16sdtfl="http://schemas.microsoft.com/office/word/2024/wordml/sdtformatlock" xmlns:w16sdtdh="http://schemas.microsoft.com/office/word/2020/wordml/sdtdatahash" xmlns:w16du="http://schemas.microsoft.com/office/word/2023/wordml/word16du" xmlns:w16="http://schemas.microsoft.com/office/word/2018/wordml" xmlns:w16cid="http://schemas.microsoft.com/office/word/2016/wordml/cid" xmlns:w16cex="http://schemas.microsoft.com/office/word/2018/wordml/cex" xmlns:oel="http://schemas.microsoft.com/office/2019/extlst" xmlns:am3d="http://schemas.microsoft.com/office/drawing/2017/model3d" xmlns:aink="http://schemas.microsoft.com/office/drawing/2016/ink" xmlns:cx8="http://schemas.microsoft.com/office/drawing/2016/5/14/chartex" xmlns:cx7="http://schemas.microsoft.com/office/drawing/2016/5/13/chartex" xmlns:cx6="http://schemas.microsoft.com/office/drawing/2016/5/12/chartex" xmlns:cx5="http://schemas.microsoft.com/office/drawing/2016/5/11/chartex" xmlns:cx4="http://schemas.microsoft.com/office/drawing/2016/5/10/chartex" xmlns:cx3="http://schemas.microsoft.com/office/drawing/2016/5/9/chartex" xmlns:cx2="http://schemas.microsoft.com/office/drawing/2015/10/21/chartex" xmlns:cx1="http://schemas.microsoft.com/office/drawing/2015/9/8/chartex">
           <w:pict>
             <v:shapetype w14:anchorId="4178B375" id="_x0000_t202" coordsize="21600,21600" o:spt="202" path="m,l,21600r21600,l21600,xe">
               <v:stroke joinstyle="miter"/>
@@ -2370,7 +2513,7 @@
             </wp:anchor>
           </w:drawing>
         </mc:Choice>
-        <mc:Fallback>
+        <mc:Fallback xmlns:w16sdtfl="http://schemas.microsoft.com/office/word/2024/wordml/sdtformatlock" xmlns:w16sdtdh="http://schemas.microsoft.com/office/word/2020/wordml/sdtdatahash" xmlns:w16du="http://schemas.microsoft.com/office/word/2023/wordml/word16du" xmlns:w16="http://schemas.microsoft.com/office/word/2018/wordml" xmlns:w16cid="http://schemas.microsoft.com/office/word/2016/wordml/cid" xmlns:w16cex="http://schemas.microsoft.com/office/word/2018/wordml/cex" xmlns:oel="http://schemas.microsoft.com/office/2019/extlst" xmlns:am3d="http://schemas.microsoft.com/office/drawing/2017/model3d" xmlns:aink="http://schemas.microsoft.com/office/drawing/2016/ink" xmlns:cx8="http://schemas.microsoft.com/office/drawing/2016/5/14/chartex" xmlns:cx7="http://schemas.microsoft.com/office/drawing/2016/5/13/chartex" xmlns:cx6="http://schemas.microsoft.com/office/drawing/2016/5/12/chartex" xmlns:cx5="http://schemas.microsoft.com/office/drawing/2016/5/11/chartex" xmlns:cx4="http://schemas.microsoft.com/office/drawing/2016/5/10/chartex" xmlns:cx3="http://schemas.microsoft.com/office/drawing/2016/5/9/chartex" xmlns:cx2="http://schemas.microsoft.com/office/drawing/2015/10/21/chartex" xmlns:cx1="http://schemas.microsoft.com/office/drawing/2015/9/8/chartex">
           <w:pict>
             <v:group w14:anchorId="09981B43" id="Grupo 2" o:spid="_x0000_s1032" style="position:absolute;margin-left:329.9pt;margin-top:771pt;width:84.8pt;height:34.9pt;z-index:251660288" coordorigin="6598,15420" coordsize="1696,698" o:gfxdata="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">
               <v:shape id="Text Box 2" o:spid="_x0000_s1033" type="#_x0000_t202" style="position:absolute;left:6598;top:15542;width:1696;height:336;visibility:visible;mso-wrap-style:none;v-text-anchor:top" o:gfxdata="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" stroked="f">
@@ -2424,7 +2567,7 @@
 </file>
 
 <file path=word/footnotes.xml><?xml version="1.0" encoding="utf-8"?>
-<w:footnotes xmlns:wpc="http://schemas.microsoft.com/office/word/2010/wordprocessingCanvas" xmlns:cx="http://schemas.microsoft.com/office/drawing/2014/chartex" xmlns:cx1="http://schemas.microsoft.com/office/drawing/2015/9/8/chartex" xmlns:cx2="http://schemas.microsoft.com/office/drawing/2015/10/21/chartex" xmlns:cx3="http://schemas.microsoft.com/office/drawing/2016/5/9/chartex" xmlns:cx4="http://schemas.microsoft.com/office/drawing/2016/5/10/chartex" xmlns:cx5="http://schemas.microsoft.com/office/drawing/2016/5/11/chartex" xmlns:cx6="http://schemas.microsoft.com/office/drawing/2016/5/12/chartex" xmlns:cx7="http://schemas.microsoft.com/office/drawing/2016/5/13/chartex" xmlns:cx8="http://schemas.microsoft.com/office/drawing/2016/5/14/chartex" xmlns:mc="http://schemas.openxmlformats.org/markup-compatibility/2006" xmlns:aink="http://schemas.microsoft.com/office/drawing/2016/ink" xmlns:am3d="http://schemas.microsoft.com/office/drawing/2017/model3d" xmlns:o="urn:schemas-microsoft-com:office:office" xmlns:oel="http://schemas.microsoft.com/office/2019/extlst" xmlns:r="http://schemas.openxmlformats.org/officeDocument/2006/relationships" xmlns:m="http://schemas.openxmlformats.org/officeDocument/2006/math" xmlns:v="urn:schemas-microsoft-com:vml" xmlns:wp14="http://schemas.microsoft.com/office/word/2010/wordprocessingDrawing" xmlns:wp="http://schemas.openxmlformats.org/drawingml/2006/wordprocessingDrawing" xmlns:w10="urn:schemas-microsoft-com:office:word" xmlns:w="http://schemas.openxmlformats.org/wordprocessingml/2006/main" xmlns:w14="http://schemas.microsoft.com/office/word/2010/wordml" xmlns:w15="http://schemas.microsoft.com/office/word/2012/wordml" xmlns:w16cex="http://schemas.microsoft.com/office/word/2018/wordml/cex" xmlns:w16cid="http://schemas.microsoft.com/office/word/2016/wordml/cid" xmlns:w16="http://schemas.microsoft.com/office/word/2018/wordml" xmlns:w16du="http://schemas.microsoft.com/office/word/2023/wordml/word16du" xmlns:w16sdtdh="http://schemas.microsoft.com/office/word/2020/wordml/sdtdatahash" xmlns:w16sdtfl="http://schemas.microsoft.com/office/word/2024/wordml/sdtformatlock" xmlns:w16se="http://schemas.microsoft.com/office/word/2015/wordml/symex" xmlns:wpg="http://schemas.microsoft.com/office/word/2010/wordprocessingGroup" xmlns:wpi="http://schemas.microsoft.com/office/word/2010/wordprocessingInk" xmlns:wne="http://schemas.microsoft.com/office/word/2006/wordml" xmlns:wps="http://schemas.microsoft.com/office/word/2010/wordprocessingShape" mc:Ignorable="w14 w15 w16se w16cid w16 w16cex w16sdtdh w16sdtfl w16du wp14">
+<w:footnotes xmlns:wpc="http://schemas.microsoft.com/office/word/2010/wordprocessingCanvas" xmlns:cx="http://schemas.microsoft.com/office/drawing/2014/chartex" xmlns:mc="http://schemas.openxmlformats.org/markup-compatibility/2006" xmlns:o="urn:schemas-microsoft-com:office:office" xmlns:r="http://schemas.openxmlformats.org/officeDocument/2006/relationships" xmlns:m="http://schemas.openxmlformats.org/officeDocument/2006/math" xmlns:v="urn:schemas-microsoft-com:vml" xmlns:wp14="http://schemas.microsoft.com/office/word/2010/wordprocessingDrawing" xmlns:wp="http://schemas.openxmlformats.org/drawingml/2006/wordprocessingDrawing" xmlns:w10="urn:schemas-microsoft-com:office:word" xmlns:w="http://schemas.openxmlformats.org/wordprocessingml/2006/main" xmlns:w14="http://schemas.microsoft.com/office/word/2010/wordml" xmlns:w15="http://schemas.microsoft.com/office/word/2012/wordml" xmlns:w16se="http://schemas.microsoft.com/office/word/2015/wordml/symex" xmlns:wpg="http://schemas.microsoft.com/office/word/2010/wordprocessingGroup" xmlns:wpi="http://schemas.microsoft.com/office/word/2010/wordprocessingInk" xmlns:wne="http://schemas.microsoft.com/office/word/2006/wordml" xmlns:wps="http://schemas.microsoft.com/office/word/2010/wordprocessingShape" mc:Ignorable="w14 w15 w16se wp14">
   <w:footnote w:type="separator" w:id="-1">
     <w:p>
       <w:r>
@@ -2443,7 +2586,7 @@
 </file>
 
 <file path=word/header1.xml><?xml version="1.0" encoding="utf-8"?>
-<w:hdr xmlns:wpc="http://schemas.microsoft.com/office/word/2010/wordprocessingCanvas" xmlns:cx="http://schemas.microsoft.com/office/drawing/2014/chartex" xmlns:cx1="http://schemas.microsoft.com/office/drawing/2015/9/8/chartex" xmlns:cx2="http://schemas.microsoft.com/office/drawing/2015/10/21/chartex" xmlns:cx3="http://schemas.microsoft.com/office/drawing/2016/5/9/chartex" xmlns:cx4="http://schemas.microsoft.com/office/drawing/2016/5/10/chartex" xmlns:cx5="http://schemas.microsoft.com/office/drawing/2016/5/11/chartex" xmlns:cx6="http://schemas.microsoft.com/office/drawing/2016/5/12/chartex" xmlns:cx7="http://schemas.microsoft.com/office/drawing/2016/5/13/chartex" xmlns:cx8="http://schemas.microsoft.com/office/drawing/2016/5/14/chartex" xmlns:mc="http://schemas.openxmlformats.org/markup-compatibility/2006" xmlns:aink="http://schemas.microsoft.com/office/drawing/2016/ink" xmlns:am3d="http://schemas.microsoft.com/office/drawing/2017/model3d" xmlns:o="urn:schemas-microsoft-com:office:office" xmlns:oel="http://schemas.microsoft.com/office/2019/extlst" xmlns:r="http://schemas.openxmlformats.org/officeDocument/2006/relationships" xmlns:m="http://schemas.openxmlformats.org/officeDocument/2006/math" xmlns:v="urn:schemas-microsoft-com:vml" xmlns:wp14="http://schemas.microsoft.com/office/word/2010/wordprocessingDrawing" xmlns:wp="http://schemas.openxmlformats.org/drawingml/2006/wordprocessingDrawing" xmlns:w10="urn:schemas-microsoft-com:office:word" xmlns:w="http://schemas.openxmlformats.org/wordprocessingml/2006/main" xmlns:w14="http://schemas.microsoft.com/office/word/2010/wordml" xmlns:w15="http://schemas.microsoft.com/office/word/2012/wordml" xmlns:w16cex="http://schemas.microsoft.com/office/word/2018/wordml/cex" xmlns:w16cid="http://schemas.microsoft.com/office/word/2016/wordml/cid" xmlns:w16="http://schemas.microsoft.com/office/word/2018/wordml" xmlns:w16du="http://schemas.microsoft.com/office/word/2023/wordml/word16du" xmlns:w16sdtdh="http://schemas.microsoft.com/office/word/2020/wordml/sdtdatahash" xmlns:w16sdtfl="http://schemas.microsoft.com/office/word/2024/wordml/sdtformatlock" xmlns:w16se="http://schemas.microsoft.com/office/word/2015/wordml/symex" xmlns:wpg="http://schemas.microsoft.com/office/word/2010/wordprocessingGroup" xmlns:wpi="http://schemas.microsoft.com/office/word/2010/wordprocessingInk" xmlns:wne="http://schemas.microsoft.com/office/word/2006/wordml" xmlns:wps="http://schemas.microsoft.com/office/word/2010/wordprocessingShape" mc:Ignorable="w14 w15 w16se w16cid w16 w16cex w16sdtdh w16sdtfl w16du wp14">
+<w:hdr xmlns:wpc="http://schemas.microsoft.com/office/word/2010/wordprocessingCanvas" xmlns:cx="http://schemas.microsoft.com/office/drawing/2014/chartex" xmlns:mc="http://schemas.openxmlformats.org/markup-compatibility/2006" xmlns:o="urn:schemas-microsoft-com:office:office" xmlns:r="http://schemas.openxmlformats.org/officeDocument/2006/relationships" xmlns:m="http://schemas.openxmlformats.org/officeDocument/2006/math" xmlns:v="urn:schemas-microsoft-com:vml" xmlns:wp14="http://schemas.microsoft.com/office/word/2010/wordprocessingDrawing" xmlns:wp="http://schemas.openxmlformats.org/drawingml/2006/wordprocessingDrawing" xmlns:w10="urn:schemas-microsoft-com:office:word" xmlns:w="http://schemas.openxmlformats.org/wordprocessingml/2006/main" xmlns:w14="http://schemas.microsoft.com/office/word/2010/wordml" xmlns:w15="http://schemas.microsoft.com/office/word/2012/wordml" xmlns:w16se="http://schemas.microsoft.com/office/word/2015/wordml/symex" xmlns:wpg="http://schemas.microsoft.com/office/word/2010/wordprocessingGroup" xmlns:wpi="http://schemas.microsoft.com/office/word/2010/wordprocessingInk" xmlns:wne="http://schemas.microsoft.com/office/word/2006/wordml" xmlns:wps="http://schemas.microsoft.com/office/word/2010/wordprocessingShape" mc:Ignorable="w14 w15 w16se wp14">
   <w:p>
     <w:pPr>
       <w:pStyle w:val="Encabezado"/>
@@ -2454,10 +2597,10 @@
         <w:lang w:eastAsia="es-PE"/>
       </w:rPr>
       <w:drawing>
-        <wp:anchor distT="0" distB="0" distL="114300" distR="114300" simplePos="0" relativeHeight="251664384" behindDoc="1" locked="0" layoutInCell="1" allowOverlap="1" wp14:anchorId="68C56276" wp14:editId="775F2986">
+        <wp:anchor distT="0" distB="0" distL="114300" distR="114300" simplePos="0" relativeHeight="251664384" behindDoc="1" locked="0" layoutInCell="1" allowOverlap="1" wp14:anchorId="68C56276" wp14:editId="04BAC1A6">
           <wp:simplePos x="0" y="0"/>
           <wp:positionH relativeFrom="margin">
-            <wp:posOffset>257175</wp:posOffset>
+            <wp:posOffset>-361950</wp:posOffset>
           </wp:positionH>
           <wp:positionV relativeFrom="paragraph">
             <wp:posOffset>-107315</wp:posOffset>
@@ -2590,7 +2733,7 @@
 </file>
 
 <file path=word/header2.xml><?xml version="1.0" encoding="utf-8"?>
-<w:hdr xmlns:wpc="http://schemas.microsoft.com/office/word/2010/wordprocessingCanvas" xmlns:cx="http://schemas.microsoft.com/office/drawing/2014/chartex" xmlns:cx1="http://schemas.microsoft.com/office/drawing/2015/9/8/chartex" xmlns:cx2="http://schemas.microsoft.com/office/drawing/2015/10/21/chartex" xmlns:cx3="http://schemas.microsoft.com/office/drawing/2016/5/9/chartex" xmlns:cx4="http://schemas.microsoft.com/office/drawing/2016/5/10/chartex" xmlns:cx5="http://schemas.microsoft.com/office/drawing/2016/5/11/chartex" xmlns:cx6="http://schemas.microsoft.com/office/drawing/2016/5/12/chartex" xmlns:cx7="http://schemas.microsoft.com/office/drawing/2016/5/13/chartex" xmlns:cx8="http://schemas.microsoft.com/office/drawing/2016/5/14/chartex" xmlns:mc="http://schemas.openxmlformats.org/markup-compatibility/2006" xmlns:aink="http://schemas.microsoft.com/office/drawing/2016/ink" xmlns:am3d="http://schemas.microsoft.com/office/drawing/2017/model3d" xmlns:o="urn:schemas-microsoft-com:office:office" xmlns:oel="http://schemas.microsoft.com/office/2019/extlst" xmlns:r="http://schemas.openxmlformats.org/officeDocument/2006/relationships" xmlns:m="http://schemas.openxmlformats.org/officeDocument/2006/math" xmlns:v="urn:schemas-microsoft-com:vml" xmlns:wp14="http://schemas.microsoft.com/office/word/2010/wordprocessingDrawing" xmlns:wp="http://schemas.openxmlformats.org/drawingml/2006/wordprocessingDrawing" xmlns:w10="urn:schemas-microsoft-com:office:word" xmlns:w="http://schemas.openxmlformats.org/wordprocessingml/2006/main" xmlns:w14="http://schemas.microsoft.com/office/word/2010/wordml" xmlns:w15="http://schemas.microsoft.com/office/word/2012/wordml" xmlns:w16cex="http://schemas.microsoft.com/office/word/2018/wordml/cex" xmlns:w16cid="http://schemas.microsoft.com/office/word/2016/wordml/cid" xmlns:w16="http://schemas.microsoft.com/office/word/2018/wordml" xmlns:w16du="http://schemas.microsoft.com/office/word/2023/wordml/word16du" xmlns:w16sdtdh="http://schemas.microsoft.com/office/word/2020/wordml/sdtdatahash" xmlns:w16sdtfl="http://schemas.microsoft.com/office/word/2024/wordml/sdtformatlock" xmlns:w16se="http://schemas.microsoft.com/office/word/2015/wordml/symex" xmlns:wpg="http://schemas.microsoft.com/office/word/2010/wordprocessingGroup" xmlns:wpi="http://schemas.microsoft.com/office/word/2010/wordprocessingInk" xmlns:wne="http://schemas.microsoft.com/office/word/2006/wordml" xmlns:wps="http://schemas.microsoft.com/office/word/2010/wordprocessingShape" mc:Ignorable="w14 w15 w16se w16cid w16 w16cex w16sdtdh w16sdtfl w16du wp14">
+<w:hdr xmlns:wpc="http://schemas.microsoft.com/office/word/2010/wordprocessingCanvas" xmlns:cx="http://schemas.microsoft.com/office/drawing/2014/chartex" xmlns:mc="http://schemas.openxmlformats.org/markup-compatibility/2006" xmlns:o="urn:schemas-microsoft-com:office:office" xmlns:r="http://schemas.openxmlformats.org/officeDocument/2006/relationships" xmlns:m="http://schemas.openxmlformats.org/officeDocument/2006/math" xmlns:v="urn:schemas-microsoft-com:vml" xmlns:wp14="http://schemas.microsoft.com/office/word/2010/wordprocessingDrawing" xmlns:wp="http://schemas.openxmlformats.org/drawingml/2006/wordprocessingDrawing" xmlns:w10="urn:schemas-microsoft-com:office:word" xmlns:w="http://schemas.openxmlformats.org/wordprocessingml/2006/main" xmlns:w14="http://schemas.microsoft.com/office/word/2010/wordml" xmlns:w15="http://schemas.microsoft.com/office/word/2012/wordml" xmlns:w16se="http://schemas.microsoft.com/office/word/2015/wordml/symex" xmlns:wpg="http://schemas.microsoft.com/office/word/2010/wordprocessingGroup" xmlns:wpi="http://schemas.microsoft.com/office/word/2010/wordprocessingInk" xmlns:wne="http://schemas.microsoft.com/office/word/2006/wordml" xmlns:wps="http://schemas.microsoft.com/office/word/2010/wordprocessingShape" mc:Ignorable="w14 w15 w16se wp14">
   <w:p>
     <w:pPr>
       <w:pStyle w:val="Encabezado"/>
@@ -2737,7 +2880,7 @@
 </file>
 
 <file path=word/numbering.xml><?xml version="1.0" encoding="utf-8"?>
-<w:numbering xmlns:wpc="http://schemas.microsoft.com/office/word/2010/wordprocessingCanvas" xmlns:cx="http://schemas.microsoft.com/office/drawing/2014/chartex" xmlns:cx1="http://schemas.microsoft.com/office/drawing/2015/9/8/chartex" xmlns:cx2="http://schemas.microsoft.com/office/drawing/2015/10/21/chartex" xmlns:cx3="http://schemas.microsoft.com/office/drawing/2016/5/9/chartex" xmlns:cx4="http://schemas.microsoft.com/office/drawing/2016/5/10/chartex" xmlns:cx5="http://schemas.microsoft.com/office/drawing/2016/5/11/chartex" xmlns:cx6="http://schemas.microsoft.com/office/drawing/2016/5/12/chartex" xmlns:cx7="http://schemas.microsoft.com/office/drawing/2016/5/13/chartex" xmlns:cx8="http://schemas.microsoft.com/office/drawing/2016/5/14/chartex" xmlns:mc="http://schemas.openxmlformats.org/markup-compatibility/2006" xmlns:aink="http://schemas.microsoft.com/office/drawing/2016/ink" xmlns:am3d="http://schemas.microsoft.com/office/drawing/2017/model3d" xmlns:o="urn:schemas-microsoft-com:office:office" xmlns:oel="http://schemas.microsoft.com/office/2019/extlst" xmlns:r="http://schemas.openxmlformats.org/officeDocument/2006/relationships" xmlns:m="http://schemas.openxmlformats.org/officeDocument/2006/math" xmlns:v="urn:schemas-microsoft-com:vml" xmlns:wp14="http://schemas.microsoft.com/office/word/2010/wordprocessingDrawing" xmlns:wp="http://schemas.openxmlformats.org/drawingml/2006/wordprocessingDrawing" xmlns:w10="urn:schemas-microsoft-com:office:word" xmlns:w="http://schemas.openxmlformats.org/wordprocessingml/2006/main" xmlns:w14="http://schemas.microsoft.com/office/word/2010/wordml" xmlns:w15="http://schemas.microsoft.com/office/word/2012/wordml" xmlns:w16cex="http://schemas.microsoft.com/office/word/2018/wordml/cex" xmlns:w16cid="http://schemas.microsoft.com/office/word/2016/wordml/cid" xmlns:w16="http://schemas.microsoft.com/office/word/2018/wordml" xmlns:w16du="http://schemas.microsoft.com/office/word/2023/wordml/word16du" xmlns:w16sdtdh="http://schemas.microsoft.com/office/word/2020/wordml/sdtdatahash" xmlns:w16sdtfl="http://schemas.microsoft.com/office/word/2024/wordml/sdtformatlock" xmlns:w16se="http://schemas.microsoft.com/office/word/2015/wordml/symex" xmlns:wpg="http://schemas.microsoft.com/office/word/2010/wordprocessingGroup" xmlns:wpi="http://schemas.microsoft.com/office/word/2010/wordprocessingInk" xmlns:wne="http://schemas.microsoft.com/office/word/2006/wordml" xmlns:wps="http://schemas.microsoft.com/office/word/2010/wordprocessingShape" mc:Ignorable="w14 w15 w16se w16cid w16 w16cex w16sdtdh w16sdtfl w16du wp14">
+<w:numbering xmlns:wpc="http://schemas.microsoft.com/office/word/2010/wordprocessingCanvas" xmlns:cx="http://schemas.microsoft.com/office/drawing/2014/chartex" xmlns:mc="http://schemas.openxmlformats.org/markup-compatibility/2006" xmlns:o="urn:schemas-microsoft-com:office:office" xmlns:r="http://schemas.openxmlformats.org/officeDocument/2006/relationships" xmlns:m="http://schemas.openxmlformats.org/officeDocument/2006/math" xmlns:v="urn:schemas-microsoft-com:vml" xmlns:wp14="http://schemas.microsoft.com/office/word/2010/wordprocessingDrawing" xmlns:wp="http://schemas.openxmlformats.org/drawingml/2006/wordprocessingDrawing" xmlns:w10="urn:schemas-microsoft-com:office:word" xmlns:w="http://schemas.openxmlformats.org/wordprocessingml/2006/main" xmlns:w14="http://schemas.microsoft.com/office/word/2010/wordml" xmlns:w15="http://schemas.microsoft.com/office/word/2012/wordml" xmlns:w16se="http://schemas.microsoft.com/office/word/2015/wordml/symex" xmlns:wpg="http://schemas.microsoft.com/office/word/2010/wordprocessingGroup" xmlns:wpi="http://schemas.microsoft.com/office/word/2010/wordprocessingInk" xmlns:wne="http://schemas.microsoft.com/office/word/2006/wordml" xmlns:wps="http://schemas.microsoft.com/office/word/2010/wordprocessingShape" mc:Ignorable="w14 w15 w16se wp14">
   <w:abstractNum w:abstractNumId="0" w15:restartNumberingAfterBreak="1">
     <w:nsid w:val="2D3F0AF7"/>
     <w:multiLevelType w:val="hybridMultilevel"/>
@@ -2827,14 +2970,14 @@
       </w:pPr>
     </w:lvl>
   </w:abstractNum>
-  <w:num w:numId="1" w16cid:durableId="1852602001">
+  <w:num w:numId="1">
     <w:abstractNumId w:val="0"/>
   </w:num>
 </w:numbering>
 </file>
 
 <file path=word/styles.xml><?xml version="1.0" encoding="utf-8"?>
-<w:styles xmlns:mc="http://schemas.openxmlformats.org/markup-compatibility/2006" xmlns:r="http://schemas.openxmlformats.org/officeDocument/2006/relationships" xmlns:w="http://schemas.openxmlformats.org/wordprocessingml/2006/main" xmlns:w14="http://schemas.microsoft.com/office/word/2010/wordml" xmlns:w15="http://schemas.microsoft.com/office/word/2012/wordml" xmlns:w16cex="http://schemas.microsoft.com/office/word/2018/wordml/cex" xmlns:w16cid="http://schemas.microsoft.com/office/word/2016/wordml/cid" xmlns:w16="http://schemas.microsoft.com/office/word/2018/wordml" xmlns:w16du="http://schemas.microsoft.com/office/word/2023/wordml/word16du" xmlns:w16sdtdh="http://schemas.microsoft.com/office/word/2020/wordml/sdtdatahash" xmlns:w16sdtfl="http://schemas.microsoft.com/office/word/2024/wordml/sdtformatlock" xmlns:w16se="http://schemas.microsoft.com/office/word/2015/wordml/symex" mc:Ignorable="w14 w15 w16se w16cid w16 w16cex w16sdtdh w16sdtfl w16du">
+<w:styles xmlns:mc="http://schemas.openxmlformats.org/markup-compatibility/2006" xmlns:r="http://schemas.openxmlformats.org/officeDocument/2006/relationships" xmlns:w="http://schemas.openxmlformats.org/wordprocessingml/2006/main" xmlns:w14="http://schemas.microsoft.com/office/word/2010/wordml" xmlns:w15="http://schemas.microsoft.com/office/word/2012/wordml" xmlns:w16se="http://schemas.microsoft.com/office/word/2015/wordml/symex" mc:Ignorable="w14 w15 w16se">
   <w:docDefaults>
     <w:rPrDefault>
       <w:rPr>
@@ -2850,7 +2993,7 @@
       </w:pPr>
     </w:pPrDefault>
   </w:docDefaults>
-  <w:latentStyles w:defLockedState="0" w:defUIPriority="99" w:defSemiHidden="0" w:defUnhideWhenUsed="0" w:defQFormat="0" w:count="376">
+  <w:latentStyles w:defLockedState="0" w:defUIPriority="99" w:defSemiHidden="0" w:defUnhideWhenUsed="0" w:defQFormat="0" w:count="371">
     <w:lsdException w:name="Normal" w:uiPriority="0" w:qFormat="1"/>
     <w:lsdException w:name="heading 1" w:uiPriority="9" w:qFormat="1"/>
     <w:lsdException w:name="heading 2" w:semiHidden="1" w:uiPriority="9" w:unhideWhenUsed="1" w:qFormat="1"/>
@@ -3222,11 +3365,6 @@
     <w:lsdException w:name="List Table 5 Dark Accent 6" w:uiPriority="50"/>
     <w:lsdException w:name="List Table 6 Colorful Accent 6" w:uiPriority="51"/>
     <w:lsdException w:name="List Table 7 Colorful Accent 6" w:uiPriority="52"/>
-    <w:lsdException w:name="Mention" w:semiHidden="1" w:unhideWhenUsed="1"/>
-    <w:lsdException w:name="Smart Hyperlink" w:semiHidden="1" w:unhideWhenUsed="1"/>
-    <w:lsdException w:name="Hashtag" w:semiHidden="1" w:unhideWhenUsed="1"/>
-    <w:lsdException w:name="Unresolved Mention" w:semiHidden="1" w:unhideWhenUsed="1"/>
-    <w:lsdException w:name="Smart Link" w:semiHidden="1" w:unhideWhenUsed="1"/>
   </w:latentStyles>
   <w:style w:type="paragraph" w:default="1" w:styleId="Normal">
     <w:name w:val="Normal"/>
@@ -3621,7 +3759,7 @@
 </file>
 
 <file path=customXml/itemProps1.xml><?xml version="1.0" encoding="utf-8"?>
-<ds:datastoreItem xmlns:ds="http://schemas.openxmlformats.org/officeDocument/2006/customXml" ds:itemID="{FF158583-B852-44AA-A888-B31F7F593F7C}">
+<ds:datastoreItem xmlns:ds="http://schemas.openxmlformats.org/officeDocument/2006/customXml" ds:itemID="{A521311B-6C6F-4112-8ECC-F2BB0DC88D61}">
   <ds:schemaRefs>
     <ds:schemaRef ds:uri="http://schemas.openxmlformats.org/officeDocument/2006/bibliography"/>
   </ds:schemaRefs>

--- a/plantillas/plantilla_oficio.docx
+++ b/plantillas/plantilla_oficio.docx
@@ -96,7 +96,21 @@
                                 <w:rFonts w:ascii="Arial" w:hAnsi="Arial" w:cs="Arial"/>
                                 <w:sz w:val="16"/>
                               </w:rPr>
-                              <w:t>SIGEDO: 57897-2026</w:t>
+                              <w:t xml:space="preserve">SIGEDO: </w:t>
+                            </w:r>
+                            <w:r>
+                              <w:rPr>
+                                <w:rFonts w:ascii="Arial" w:hAnsi="Arial" w:cs="Arial"/>
+                                <w:sz w:val="16"/>
+                              </w:rPr>
+                              <w:t>SIGEDO: {{ NUMERO_SIGEDO }}</w:t>
+                            </w:r>
+                            <w:r>
+                              <w:rPr>
+                                <w:rFonts w:ascii="Arial" w:hAnsi="Arial" w:cs="Arial"/>
+                                <w:sz w:val="16"/>
+                              </w:rPr>
+                              <w:t>-2026</w:t>
                             </w:r>
                           </w:p>
                         </w:txbxContent>
@@ -119,13 +133,13 @@
               </wp:anchor>
             </w:drawing>
           </mc:Choice>
-          <mc:Fallback xmlns:w16sdtfl="http://schemas.microsoft.com/office/word/2024/wordml/sdtformatlock" xmlns:w16sdtdh="http://schemas.microsoft.com/office/word/2020/wordml/sdtdatahash" xmlns:w16du="http://schemas.microsoft.com/office/word/2023/wordml/word16du" xmlns:w16="http://schemas.microsoft.com/office/word/2018/wordml" xmlns:w16cid="http://schemas.microsoft.com/office/word/2016/wordml/cid" xmlns:w16cex="http://schemas.microsoft.com/office/word/2018/wordml/cex" xmlns:oel="http://schemas.microsoft.com/office/2019/extlst" xmlns:am3d="http://schemas.microsoft.com/office/drawing/2017/model3d" xmlns:aink="http://schemas.microsoft.com/office/drawing/2016/ink" xmlns:cx8="http://schemas.microsoft.com/office/drawing/2016/5/14/chartex" xmlns:cx7="http://schemas.microsoft.com/office/drawing/2016/5/13/chartex" xmlns:cx6="http://schemas.microsoft.com/office/drawing/2016/5/12/chartex" xmlns:cx5="http://schemas.microsoft.com/office/drawing/2016/5/11/chartex" xmlns:cx4="http://schemas.microsoft.com/office/drawing/2016/5/10/chartex" xmlns:cx3="http://schemas.microsoft.com/office/drawing/2016/5/9/chartex" xmlns:cx2="http://schemas.microsoft.com/office/drawing/2015/10/21/chartex" xmlns:cx1="http://schemas.microsoft.com/office/drawing/2015/9/8/chartex">
+          <mc:Fallback>
             <w:pict>
               <v:shapetype w14:anchorId="588A0186" id="_x0000_t202" coordsize="21600,21600" o:spt="202" path="m,l,21600r21600,l21600,xe">
                 <v:stroke joinstyle="miter"/>
                 <v:path gradientshapeok="t" o:connecttype="rect"/>
               </v:shapetype>
-              <v:shape id="Cuadro de texto 14" o:spid="_x0000_s1026" type="#_x0000_t202" style="position:absolute;margin-left:283.2pt;margin-top:.6pt;width:100.5pt;height:16.5pt;z-index:251659264;visibility:visible;mso-wrap-style:square;mso-width-percent:0;mso-height-percent:0;mso-wrap-distance-left:9pt;mso-wrap-distance-top:0;mso-wrap-distance-right:9pt;mso-wrap-distance-bottom:0;mso-position-horizontal:absolute;mso-position-horizontal-relative:margin;mso-position-vertical:absolute;mso-position-vertical-relative:text;mso-width-percent:0;mso-height-percent:0;mso-width-relative:margin;mso-height-relative:margin;v-text-anchor:top" o:gfxdata="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" fillcolor="white [3201]" strokeweight=".5pt">
+              <v:shape id="Cuadro de texto 14" o:spid="_x0000_s1026" type="#_x0000_t202" style="position:absolute;margin-left:283.2pt;margin-top:.6pt;width:100.5pt;height:16.5pt;z-index:251659264;visibility:visible;mso-wrap-style:square;mso-width-percent:0;mso-height-percent:0;mso-wrap-distance-left:9pt;mso-wrap-distance-top:0;mso-wrap-distance-right:9pt;mso-wrap-distance-bottom:0;mso-position-horizontal:absolute;mso-position-horizontal-relative:margin;mso-position-vertical:absolute;mso-position-vertical-relative:text;mso-width-percent:0;mso-height-percent:0;mso-width-relative:margin;mso-height-relative:margin;v-text-anchor:top" o:gfxdata="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" fillcolor="white [3201]" strokeweight=".5pt">
                 <v:textbox>
                   <w:txbxContent>
                     <w:p>
@@ -140,7 +154,21 @@
                           <w:rFonts w:ascii="Arial" w:hAnsi="Arial" w:cs="Arial"/>
                           <w:sz w:val="16"/>
                         </w:rPr>
-                        <w:t>SIGEDO: 57897-2026</w:t>
+                        <w:t xml:space="preserve">SIGEDO: </w:t>
+                      </w:r>
+                      <w:r>
+                        <w:rPr>
+                          <w:rFonts w:ascii="Arial" w:hAnsi="Arial" w:cs="Arial"/>
+                          <w:sz w:val="16"/>
+                        </w:rPr>
+                        <w:t>SIGEDO: {{ NUMERO_SIGEDO }}</w:t>
+                      </w:r>
+                      <w:r>
+                        <w:rPr>
+                          <w:rFonts w:ascii="Arial" w:hAnsi="Arial" w:cs="Arial"/>
+                          <w:sz w:val="16"/>
+                        </w:rPr>
+                        <w:t>-2026</w:t>
                       </w:r>
                     </w:p>
                   </w:txbxContent>
@@ -292,21 +320,10 @@
       </w:pPr>
       <w:r>
         <w:rPr>
-          <w:rFonts w:ascii="Arial" w:hAnsi="Arial" w:cs="Arial"/>
-          <w:sz w:val="22"/>
-          <w:szCs w:val="22"/>
-          <w:lang w:val="es-PE"/>
-        </w:rPr>
-        <w:t>Señor</w:t>
-      </w:r>
-      <w:r>
-        <w:rPr>
-          <w:rFonts w:ascii="Arial" w:hAnsi="Arial" w:cs="Arial"/>
-          <w:sz w:val="22"/>
-          <w:szCs w:val="22"/>
-          <w:lang w:val="es-PE"/>
-        </w:rPr>
-        <w:t>ita</w:t>
+          <w:rFonts w:ascii="Arial" w:hAnsi="Arial"/>
+          <w:sz w:val="22"/>
+        </w:rPr>
+        <w:t>{{ TRATO_GENERO }}</w:t>
       </w:r>
     </w:p>
     <w:p>
@@ -323,26 +340,11 @@
       </w:pPr>
       <w:r>
         <w:rPr>
-          <w:rFonts w:ascii="Arial" w:hAnsi="Arial" w:cs="Arial"/>
+          <w:rFonts w:ascii="Arial" w:hAnsi="Arial"/>
           <w:b/>
-          <w:bCs/>
-          <w:color w:val="000000"/>
-          <w:sz w:val="22"/>
-          <w:szCs w:val="22"/>
-        </w:rPr>
-        <w:t>MAINIA ROSITA SEKUTA KAYACH</w:t>
-      </w:r>
-      <w:r>
-        <w:rPr>
-          <w:rFonts w:ascii="Arial" w:hAnsi="Arial" w:cs="Arial"/>
-          <w:b/>
-          <w:bCs/>
-          <w:sz w:val="22"/>
-          <w:szCs w:val="22"/>
-          <w:u w:val="single"/>
-          <w:lang w:val="es-PE"/>
-        </w:rPr>
-        <w:t xml:space="preserve"> </w:t>
+          <w:sz w:val="22"/>
+        </w:rPr>
+        <w:t xml:space="preserve">{{ NOMBRES_Y_APELLIDOS }} </w:t>
       </w:r>
     </w:p>
     <w:p>
@@ -579,54 +581,10 @@
             </w:pPr>
             <w:r>
               <w:rPr>
-                <w:rFonts w:ascii="Arial" w:hAnsi="Arial" w:cs="Arial"/>
+                <w:rFonts w:ascii="Arial" w:hAnsi="Arial"/>
                 <w:sz w:val="22"/>
-                <w:szCs w:val="22"/>
               </w:rPr>
-              <w:t xml:space="preserve">Escrito de fecha </w:t>
-            </w:r>
-            <w:r>
-              <w:rPr>
-                <w:rFonts w:ascii="Arial" w:hAnsi="Arial" w:cs="Arial"/>
-                <w:sz w:val="22"/>
-                <w:szCs w:val="22"/>
-              </w:rPr>
-              <w:t>1</w:t>
-            </w:r>
-            <w:r>
-              <w:rPr>
-                <w:rFonts w:ascii="Arial" w:hAnsi="Arial" w:cs="Arial"/>
-                <w:sz w:val="22"/>
-                <w:szCs w:val="22"/>
-              </w:rPr>
-              <w:t>7</w:t>
-            </w:r>
-            <w:r>
-              <w:rPr>
-                <w:rFonts w:ascii="Arial" w:hAnsi="Arial" w:cs="Arial"/>
-                <w:noProof/>
-                <w:sz w:val="22"/>
-                <w:szCs w:val="22"/>
-              </w:rPr>
-              <w:t xml:space="preserve"> de ju</w:t>
-            </w:r>
-            <w:r>
-              <w:rPr>
-                <w:rFonts w:ascii="Arial" w:hAnsi="Arial" w:cs="Arial"/>
-                <w:noProof/>
-                <w:sz w:val="22"/>
-                <w:szCs w:val="22"/>
-              </w:rPr>
-              <w:t>l</w:t>
-            </w:r>
-            <w:r>
-              <w:rPr>
-                <w:rFonts w:ascii="Arial" w:hAnsi="Arial" w:cs="Arial"/>
-                <w:noProof/>
-                <w:sz w:val="22"/>
-                <w:szCs w:val="22"/>
-              </w:rPr>
-              <w:t>io de 2026</w:t>
+              <w:t>Escrito de fecha {{ FECHA_SOLICITUD_TEXTO }}</w:t>
             </w:r>
           </w:p>
           <w:p>
@@ -646,90 +604,10 @@
             </w:pPr>
             <w:r>
               <w:rPr>
-                <w:rFonts w:ascii="Arial" w:eastAsia="Arial MT" w:hAnsi="Arial" w:cs="Arial"/>
-                <w:spacing w:val="-1"/>
+                <w:rFonts w:ascii="Arial" w:hAnsi="Arial"/>
                 <w:sz w:val="22"/>
-                <w:szCs w:val="22"/>
               </w:rPr>
-              <w:t>Informe</w:t>
-            </w:r>
-            <w:r>
-              <w:rPr>
-                <w:rFonts w:ascii="Arial" w:eastAsia="Arial MT" w:hAnsi="Arial" w:cs="Arial"/>
-                <w:spacing w:val="-1"/>
-                <w:sz w:val="22"/>
-                <w:szCs w:val="22"/>
-              </w:rPr>
-              <w:t xml:space="preserve"> N°</w:t>
-            </w:r>
-            <w:r>
-              <w:rPr>
-                <w:rFonts w:ascii="Arial" w:eastAsia="Arial MT" w:hAnsi="Arial" w:cs="Arial"/>
-                <w:spacing w:val="-1"/>
-                <w:sz w:val="22"/>
-                <w:szCs w:val="22"/>
-              </w:rPr>
-              <w:t xml:space="preserve"> </w:t>
-            </w:r>
-            <w:r>
-              <w:rPr>
-                <w:rFonts w:ascii="Arial" w:eastAsia="Arial MT" w:hAnsi="Arial" w:cs="Arial"/>
-                <w:spacing w:val="-1"/>
-                <w:sz w:val="22"/>
-                <w:szCs w:val="22"/>
-              </w:rPr>
-              <w:t>6</w:t>
-            </w:r>
-            <w:r>
-              <w:rPr>
-                <w:rFonts w:ascii="Arial" w:eastAsia="Arial MT" w:hAnsi="Arial" w:cs="Arial"/>
-                <w:spacing w:val="-1"/>
-                <w:sz w:val="22"/>
-                <w:szCs w:val="22"/>
-              </w:rPr>
-              <w:t>54</w:t>
-            </w:r>
-            <w:r>
-              <w:rPr>
-                <w:rFonts w:ascii="Arial" w:eastAsia="Arial MT" w:hAnsi="Arial" w:cs="Arial"/>
-                <w:spacing w:val="-1"/>
-                <w:sz w:val="22"/>
-                <w:szCs w:val="22"/>
-              </w:rPr>
-              <w:t>1</w:t>
-            </w:r>
-            <w:r>
-              <w:rPr>
-                <w:rFonts w:ascii="Arial" w:eastAsia="Arial MT" w:hAnsi="Arial" w:cs="Arial"/>
-                <w:spacing w:val="-1"/>
-                <w:sz w:val="22"/>
-                <w:szCs w:val="22"/>
-              </w:rPr>
-              <w:t>-</w:t>
-            </w:r>
-            <w:r>
-              <w:rPr>
-                <w:rFonts w:ascii="Arial" w:hAnsi="Arial" w:cs="Arial"/>
-                <w:sz w:val="22"/>
-                <w:szCs w:val="22"/>
-              </w:rPr>
-              <w:t>202</w:t>
-            </w:r>
-            <w:r>
-              <w:rPr>
-                <w:rFonts w:ascii="Arial" w:hAnsi="Arial" w:cs="Arial"/>
-                <w:sz w:val="22"/>
-                <w:szCs w:val="22"/>
-              </w:rPr>
-              <w:t>6</w:t>
-            </w:r>
-            <w:r>
-              <w:rPr>
-                <w:rFonts w:ascii="Arial" w:hAnsi="Arial" w:cs="Arial"/>
-                <w:sz w:val="22"/>
-                <w:szCs w:val="22"/>
-              </w:rPr>
-              <w:t>-MINEDU/VMGI-PRONABEC-DIBEC-SUS</w:t>
+              <w:t>{{ INFORME_SUS }}</w:t>
             </w:r>
           </w:p>
           <w:p>
@@ -1146,10 +1024,6 @@
     <w:p/>
     <w:p/>
     <w:p/>
-    <w:p>
-      <w:bookmarkStart w:id="0" w:name="_GoBack"/>
-      <w:bookmarkEnd w:id="0"/>
-    </w:p>
     <w:p/>
     <w:p/>
     <w:p/>
@@ -1157,67 +1031,8 @@
     <w:p/>
     <w:p/>
     <w:p>
-      <w:pPr>
-        <w:rPr>
-          <w:rFonts w:ascii="Arial" w:hAnsi="Arial" w:cs="Arial"/>
-          <w:sz w:val="20"/>
-          <w:szCs w:val="20"/>
-        </w:rPr>
-      </w:pPr>
-      <w:r>
-        <w:rPr>
-          <w:rFonts w:ascii="Arial" w:hAnsi="Arial" w:cs="Arial"/>
-          <w:sz w:val="20"/>
-          <w:szCs w:val="20"/>
-        </w:rPr>
-        <w:t>FMPL/</w:t>
-      </w:r>
-      <w:proofErr w:type="spellStart"/>
-      <w:r>
-        <w:rPr>
-          <w:rFonts w:ascii="Arial" w:hAnsi="Arial" w:cs="Arial"/>
-          <w:sz w:val="20"/>
-          <w:szCs w:val="20"/>
-        </w:rPr>
-        <w:t>asv</w:t>
-      </w:r>
-      <w:proofErr w:type="spellEnd"/>
-      <w:r>
-        <w:rPr>
-          <w:rFonts w:ascii="Arial" w:hAnsi="Arial" w:cs="Arial"/>
-          <w:sz w:val="20"/>
-          <w:szCs w:val="20"/>
-        </w:rPr>
-        <w:t>/</w:t>
-      </w:r>
-      <w:proofErr w:type="spellStart"/>
-      <w:r>
-        <w:rPr>
-          <w:rFonts w:ascii="Arial" w:hAnsi="Arial" w:cs="Arial"/>
-          <w:sz w:val="20"/>
-          <w:szCs w:val="20"/>
-        </w:rPr>
-        <w:t>jobs</w:t>
-      </w:r>
-      <w:proofErr w:type="spellEnd"/>
-      <w:r>
-        <w:rPr>
-          <w:rFonts w:ascii="Arial" w:hAnsi="Arial" w:cs="Arial"/>
-          <w:sz w:val="20"/>
-          <w:szCs w:val="20"/>
-        </w:rPr>
-        <w:t>/</w:t>
-      </w:r>
-      <w:proofErr w:type="spellStart"/>
-      <w:r>
-        <w:rPr>
-          <w:rFonts w:ascii="Arial" w:hAnsi="Arial" w:cs="Arial"/>
-          <w:sz w:val="20"/>
-          <w:szCs w:val="20"/>
-        </w:rPr>
-        <w:t>jgds</w:t>
-      </w:r>
-      <w:proofErr w:type="spellEnd"/>
+      <w:bookmarkStart w:id="0" w:name="_GoBack"/>
+      <w:bookmarkEnd w:id="0"/>
     </w:p>
     <w:sectPr>
       <w:headerReference w:type="default" r:id="rId10"/>
@@ -1351,7 +1166,7 @@
     <w:r>
       <w:rPr>
         <w:noProof/>
-        <w:lang w:eastAsia="es-PE"/>
+        <w:lang w:val="es-PE" w:eastAsia="es-PE"/>
       </w:rPr>
       <w:drawing>
         <wp:anchor distT="0" distB="0" distL="114300" distR="114300" simplePos="0" relativeHeight="251669504" behindDoc="0" locked="0" layoutInCell="1" allowOverlap="1" wp14:anchorId="21E4A4BC" wp14:editId="541A9316">
@@ -1594,7 +1409,7 @@
             </wp:anchor>
           </w:drawing>
         </mc:Choice>
-        <mc:Fallback xmlns:w16sdtfl="http://schemas.microsoft.com/office/word/2024/wordml/sdtformatlock" xmlns:w16sdtdh="http://schemas.microsoft.com/office/word/2020/wordml/sdtdatahash" xmlns:w16du="http://schemas.microsoft.com/office/word/2023/wordml/word16du" xmlns:w16="http://schemas.microsoft.com/office/word/2018/wordml" xmlns:w16cid="http://schemas.microsoft.com/office/word/2016/wordml/cid" xmlns:w16cex="http://schemas.microsoft.com/office/word/2018/wordml/cex" xmlns:oel="http://schemas.microsoft.com/office/2019/extlst" xmlns:am3d="http://schemas.microsoft.com/office/drawing/2017/model3d" xmlns:aink="http://schemas.microsoft.com/office/drawing/2016/ink" xmlns:cx8="http://schemas.microsoft.com/office/drawing/2016/5/14/chartex" xmlns:cx7="http://schemas.microsoft.com/office/drawing/2016/5/13/chartex" xmlns:cx6="http://schemas.microsoft.com/office/drawing/2016/5/12/chartex" xmlns:cx5="http://schemas.microsoft.com/office/drawing/2016/5/11/chartex" xmlns:cx4="http://schemas.microsoft.com/office/drawing/2016/5/10/chartex" xmlns:cx3="http://schemas.microsoft.com/office/drawing/2016/5/9/chartex" xmlns:cx2="http://schemas.microsoft.com/office/drawing/2015/10/21/chartex" xmlns:cx1="http://schemas.microsoft.com/office/drawing/2015/9/8/chartex">
+        <mc:Fallback xmlns:cx1="http://schemas.microsoft.com/office/drawing/2015/9/8/chartex" xmlns:cx2="http://schemas.microsoft.com/office/drawing/2015/10/21/chartex" xmlns:cx3="http://schemas.microsoft.com/office/drawing/2016/5/9/chartex" xmlns:cx4="http://schemas.microsoft.com/office/drawing/2016/5/10/chartex" xmlns:cx5="http://schemas.microsoft.com/office/drawing/2016/5/11/chartex" xmlns:cx6="http://schemas.microsoft.com/office/drawing/2016/5/12/chartex" xmlns:cx7="http://schemas.microsoft.com/office/drawing/2016/5/13/chartex" xmlns:cx8="http://schemas.microsoft.com/office/drawing/2016/5/14/chartex" xmlns:aink="http://schemas.microsoft.com/office/drawing/2016/ink" xmlns:am3d="http://schemas.microsoft.com/office/drawing/2017/model3d" xmlns:oel="http://schemas.microsoft.com/office/2019/extlst" xmlns:w16cex="http://schemas.microsoft.com/office/word/2018/wordml/cex" xmlns:w16cid="http://schemas.microsoft.com/office/word/2016/wordml/cid" xmlns:w16="http://schemas.microsoft.com/office/word/2018/wordml" xmlns:w16du="http://schemas.microsoft.com/office/word/2023/wordml/word16du" xmlns:w16sdtdh="http://schemas.microsoft.com/office/word/2020/wordml/sdtdatahash" xmlns:w16sdtfl="http://schemas.microsoft.com/office/word/2024/wordml/sdtformatlock">
           <w:pict>
             <v:shapetype w14:anchorId="4178B375" id="_x0000_t202" coordsize="21600,21600" o:spt="202" path="m,l,21600r21600,l21600,xe">
               <v:stroke joinstyle="miter"/>
@@ -1886,7 +1701,7 @@
             </wp:anchor>
           </w:drawing>
         </mc:Choice>
-        <mc:Fallback xmlns:w16sdtfl="http://schemas.microsoft.com/office/word/2024/wordml/sdtformatlock" xmlns:w16sdtdh="http://schemas.microsoft.com/office/word/2020/wordml/sdtdatahash" xmlns:w16du="http://schemas.microsoft.com/office/word/2023/wordml/word16du" xmlns:w16="http://schemas.microsoft.com/office/word/2018/wordml" xmlns:w16cid="http://schemas.microsoft.com/office/word/2016/wordml/cid" xmlns:w16cex="http://schemas.microsoft.com/office/word/2018/wordml/cex" xmlns:oel="http://schemas.microsoft.com/office/2019/extlst" xmlns:am3d="http://schemas.microsoft.com/office/drawing/2017/model3d" xmlns:aink="http://schemas.microsoft.com/office/drawing/2016/ink" xmlns:cx8="http://schemas.microsoft.com/office/drawing/2016/5/14/chartex" xmlns:cx7="http://schemas.microsoft.com/office/drawing/2016/5/13/chartex" xmlns:cx6="http://schemas.microsoft.com/office/drawing/2016/5/12/chartex" xmlns:cx5="http://schemas.microsoft.com/office/drawing/2016/5/11/chartex" xmlns:cx4="http://schemas.microsoft.com/office/drawing/2016/5/10/chartex" xmlns:cx3="http://schemas.microsoft.com/office/drawing/2016/5/9/chartex" xmlns:cx2="http://schemas.microsoft.com/office/drawing/2015/10/21/chartex" xmlns:cx1="http://schemas.microsoft.com/office/drawing/2015/9/8/chartex">
+        <mc:Fallback xmlns:cx1="http://schemas.microsoft.com/office/drawing/2015/9/8/chartex" xmlns:cx2="http://schemas.microsoft.com/office/drawing/2015/10/21/chartex" xmlns:cx3="http://schemas.microsoft.com/office/drawing/2016/5/9/chartex" xmlns:cx4="http://schemas.microsoft.com/office/drawing/2016/5/10/chartex" xmlns:cx5="http://schemas.microsoft.com/office/drawing/2016/5/11/chartex" xmlns:cx6="http://schemas.microsoft.com/office/drawing/2016/5/12/chartex" xmlns:cx7="http://schemas.microsoft.com/office/drawing/2016/5/13/chartex" xmlns:cx8="http://schemas.microsoft.com/office/drawing/2016/5/14/chartex" xmlns:aink="http://schemas.microsoft.com/office/drawing/2016/ink" xmlns:am3d="http://schemas.microsoft.com/office/drawing/2017/model3d" xmlns:oel="http://schemas.microsoft.com/office/2019/extlst" xmlns:w16cex="http://schemas.microsoft.com/office/word/2018/wordml/cex" xmlns:w16cid="http://schemas.microsoft.com/office/word/2016/wordml/cid" xmlns:w16="http://schemas.microsoft.com/office/word/2018/wordml" xmlns:w16du="http://schemas.microsoft.com/office/word/2023/wordml/word16du" xmlns:w16sdtdh="http://schemas.microsoft.com/office/word/2020/wordml/sdtdatahash" xmlns:w16sdtfl="http://schemas.microsoft.com/office/word/2024/wordml/sdtformatlock">
           <w:pict>
             <v:group w14:anchorId="09981B43" id="Grupo 7" o:spid="_x0000_s1028" style="position:absolute;margin-left:329.9pt;margin-top:771pt;width:84.8pt;height:34.9pt;z-index:251665408" coordorigin="6598,15420" coordsize="1696,698" o:gfxdata="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">
               <v:shape id="Text Box 2" o:spid="_x0000_s1029" type="#_x0000_t202" style="position:absolute;left:6598;top:15542;width:1696;height:336;visibility:visible;mso-wrap-style:none;v-text-anchor:top" o:gfxdata="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" stroked="f">
@@ -2221,7 +2036,7 @@
             </wp:anchor>
           </w:drawing>
         </mc:Choice>
-        <mc:Fallback xmlns:w16sdtfl="http://schemas.microsoft.com/office/word/2024/wordml/sdtformatlock" xmlns:w16sdtdh="http://schemas.microsoft.com/office/word/2020/wordml/sdtdatahash" xmlns:w16du="http://schemas.microsoft.com/office/word/2023/wordml/word16du" xmlns:w16="http://schemas.microsoft.com/office/word/2018/wordml" xmlns:w16cid="http://schemas.microsoft.com/office/word/2016/wordml/cid" xmlns:w16cex="http://schemas.microsoft.com/office/word/2018/wordml/cex" xmlns:oel="http://schemas.microsoft.com/office/2019/extlst" xmlns:am3d="http://schemas.microsoft.com/office/drawing/2017/model3d" xmlns:aink="http://schemas.microsoft.com/office/drawing/2016/ink" xmlns:cx8="http://schemas.microsoft.com/office/drawing/2016/5/14/chartex" xmlns:cx7="http://schemas.microsoft.com/office/drawing/2016/5/13/chartex" xmlns:cx6="http://schemas.microsoft.com/office/drawing/2016/5/12/chartex" xmlns:cx5="http://schemas.microsoft.com/office/drawing/2016/5/11/chartex" xmlns:cx4="http://schemas.microsoft.com/office/drawing/2016/5/10/chartex" xmlns:cx3="http://schemas.microsoft.com/office/drawing/2016/5/9/chartex" xmlns:cx2="http://schemas.microsoft.com/office/drawing/2015/10/21/chartex" xmlns:cx1="http://schemas.microsoft.com/office/drawing/2015/9/8/chartex">
+        <mc:Fallback xmlns:cx1="http://schemas.microsoft.com/office/drawing/2015/9/8/chartex" xmlns:cx2="http://schemas.microsoft.com/office/drawing/2015/10/21/chartex" xmlns:cx3="http://schemas.microsoft.com/office/drawing/2016/5/9/chartex" xmlns:cx4="http://schemas.microsoft.com/office/drawing/2016/5/10/chartex" xmlns:cx5="http://schemas.microsoft.com/office/drawing/2016/5/11/chartex" xmlns:cx6="http://schemas.microsoft.com/office/drawing/2016/5/12/chartex" xmlns:cx7="http://schemas.microsoft.com/office/drawing/2016/5/13/chartex" xmlns:cx8="http://schemas.microsoft.com/office/drawing/2016/5/14/chartex" xmlns:aink="http://schemas.microsoft.com/office/drawing/2016/ink" xmlns:am3d="http://schemas.microsoft.com/office/drawing/2017/model3d" xmlns:oel="http://schemas.microsoft.com/office/2019/extlst" xmlns:w16cex="http://schemas.microsoft.com/office/word/2018/wordml/cex" xmlns:w16cid="http://schemas.microsoft.com/office/word/2016/wordml/cid" xmlns:w16="http://schemas.microsoft.com/office/word/2018/wordml" xmlns:w16du="http://schemas.microsoft.com/office/word/2023/wordml/word16du" xmlns:w16sdtdh="http://schemas.microsoft.com/office/word/2020/wordml/sdtdatahash" xmlns:w16sdtfl="http://schemas.microsoft.com/office/word/2024/wordml/sdtformatlock">
           <w:pict>
             <v:shapetype w14:anchorId="4178B375" id="_x0000_t202" coordsize="21600,21600" o:spt="202" path="m,l,21600r21600,l21600,xe">
               <v:stroke joinstyle="miter"/>
@@ -2513,7 +2328,7 @@
             </wp:anchor>
           </w:drawing>
         </mc:Choice>
-        <mc:Fallback xmlns:w16sdtfl="http://schemas.microsoft.com/office/word/2024/wordml/sdtformatlock" xmlns:w16sdtdh="http://schemas.microsoft.com/office/word/2020/wordml/sdtdatahash" xmlns:w16du="http://schemas.microsoft.com/office/word/2023/wordml/word16du" xmlns:w16="http://schemas.microsoft.com/office/word/2018/wordml" xmlns:w16cid="http://schemas.microsoft.com/office/word/2016/wordml/cid" xmlns:w16cex="http://schemas.microsoft.com/office/word/2018/wordml/cex" xmlns:oel="http://schemas.microsoft.com/office/2019/extlst" xmlns:am3d="http://schemas.microsoft.com/office/drawing/2017/model3d" xmlns:aink="http://schemas.microsoft.com/office/drawing/2016/ink" xmlns:cx8="http://schemas.microsoft.com/office/drawing/2016/5/14/chartex" xmlns:cx7="http://schemas.microsoft.com/office/drawing/2016/5/13/chartex" xmlns:cx6="http://schemas.microsoft.com/office/drawing/2016/5/12/chartex" xmlns:cx5="http://schemas.microsoft.com/office/drawing/2016/5/11/chartex" xmlns:cx4="http://schemas.microsoft.com/office/drawing/2016/5/10/chartex" xmlns:cx3="http://schemas.microsoft.com/office/drawing/2016/5/9/chartex" xmlns:cx2="http://schemas.microsoft.com/office/drawing/2015/10/21/chartex" xmlns:cx1="http://schemas.microsoft.com/office/drawing/2015/9/8/chartex">
+        <mc:Fallback xmlns:cx1="http://schemas.microsoft.com/office/drawing/2015/9/8/chartex" xmlns:cx2="http://schemas.microsoft.com/office/drawing/2015/10/21/chartex" xmlns:cx3="http://schemas.microsoft.com/office/drawing/2016/5/9/chartex" xmlns:cx4="http://schemas.microsoft.com/office/drawing/2016/5/10/chartex" xmlns:cx5="http://schemas.microsoft.com/office/drawing/2016/5/11/chartex" xmlns:cx6="http://schemas.microsoft.com/office/drawing/2016/5/12/chartex" xmlns:cx7="http://schemas.microsoft.com/office/drawing/2016/5/13/chartex" xmlns:cx8="http://schemas.microsoft.com/office/drawing/2016/5/14/chartex" xmlns:aink="http://schemas.microsoft.com/office/drawing/2016/ink" xmlns:am3d="http://schemas.microsoft.com/office/drawing/2017/model3d" xmlns:oel="http://schemas.microsoft.com/office/2019/extlst" xmlns:w16cex="http://schemas.microsoft.com/office/word/2018/wordml/cex" xmlns:w16cid="http://schemas.microsoft.com/office/word/2016/wordml/cid" xmlns:w16="http://schemas.microsoft.com/office/word/2018/wordml" xmlns:w16du="http://schemas.microsoft.com/office/word/2023/wordml/word16du" xmlns:w16sdtdh="http://schemas.microsoft.com/office/word/2020/wordml/sdtdatahash" xmlns:w16sdtfl="http://schemas.microsoft.com/office/word/2024/wordml/sdtformatlock">
           <w:pict>
             <v:group w14:anchorId="09981B43" id="Grupo 2" o:spid="_x0000_s1032" style="position:absolute;margin-left:329.9pt;margin-top:771pt;width:84.8pt;height:34.9pt;z-index:251660288" coordorigin="6598,15420" coordsize="1696,698" o:gfxdata="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">
               <v:shape id="Text Box 2" o:spid="_x0000_s1033" type="#_x0000_t202" style="position:absolute;left:6598;top:15542;width:1696;height:336;visibility:visible;mso-wrap-style:none;v-text-anchor:top" o:gfxdata="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" stroked="f">
@@ -3759,7 +3574,7 @@
 </file>
 
 <file path=customXml/itemProps1.xml><?xml version="1.0" encoding="utf-8"?>
-<ds:datastoreItem xmlns:ds="http://schemas.openxmlformats.org/officeDocument/2006/customXml" ds:itemID="{A521311B-6C6F-4112-8ECC-F2BB0DC88D61}">
+<ds:datastoreItem xmlns:ds="http://schemas.openxmlformats.org/officeDocument/2006/customXml" ds:itemID="{1F7F5932-0601-43FA-9CEE-92119D78B30F}">
   <ds:schemaRefs>
     <ds:schemaRef ds:uri="http://schemas.openxmlformats.org/officeDocument/2006/bibliography"/>
   </ds:schemaRefs>
